--- a/static/cv/Anuar-Beibit-Frontend-Engineer-AI.docx
+++ b/static/cv/Anuar-Beibit-Frontend-Engineer-AI.docx
@@ -205,7 +205,7 @@
           <w:sz w:val="18"/>
           <w:szCs w:val="18"/>
         </w:rPr>
-        <w:t xml:space="preserve">self-hosted fork of OpenHands, running in production</w:t>
+        <w:t xml:space="preserve">self-hosted fork of OpenHands - my primary development environment, used daily</w:t>
       </w:r>
     </w:p>
     <w:p>
@@ -233,7 +233,7 @@
           <w:sz w:val="15"/>
           <w:szCs w:val="15"/>
         </w:rPr>
-        <w:t xml:space="preserve">  ·  11.6k lines of React 19 across 142 files · 334 commits ahead of upstream</w:t>
+        <w:t xml:space="preserve">  ·  11.6k lines of React 19 across 142 files · 387 commits ahead of upstream</w:t>
       </w:r>
     </w:p>
     <w:p>
@@ -561,6 +561,37 @@
     </w:p>
     <w:p>
       <w:pPr>
+        <w:numPr>
+          <w:ilvl w:val="0"/>
+          <w:numId w:val="1"/>
+        </w:numPr>
+        <w:spacing w:before="0" w:after="0" w:line="240" w:lineRule="auto"/>
+        <w:ind w:left="520" w:hanging="260"/>
+        <w:contextualSpacing/>
+      </w:pPr>
+      <w:r>
+        <w:rPr>
+          <w:rFonts w:ascii="Proxima Nova" w:hAnsi="Proxima Nova" w:cs="Proxima Nova"/>
+          <w:b/>
+          <w:bCs/>
+          <w:color w:val="000000"/>
+          <w:sz w:val="18"/>
+          <w:szCs w:val="18"/>
+        </w:rPr>
+        <w:t xml:space="preserve">Stability was the payoff. </w:t>
+      </w:r>
+      <w:r>
+        <w:rPr>
+          <w:rFonts w:ascii="Proxima Nova" w:hAnsi="Proxima Nova" w:cs="Proxima Nova"/>
+          <w:color w:val="000000"/>
+          <w:sz w:val="18"/>
+          <w:szCs w:val="18"/>
+        </w:rPr>
+        <w:t xml:space="preserve">SSR incidents and emergency hotfixes dropped 4× in two months. CarCity's current stability is the output of that adoption, not a separate effort.</w:t>
+      </w:r>
+    </w:p>
+    <w:p>
+      <w:pPr>
         <w:keepNext/>
         <w:spacing w:before="120" w:after="25" w:line="240" w:lineRule="auto"/>
       </w:pPr>
@@ -646,7 +677,7 @@
           <w:sz w:val="15"/>
           <w:szCs w:val="15"/>
         </w:rPr>
-        <w:t xml:space="preserve">May 2024 - PRESENT</w:t>
+        <w:t xml:space="preserve">May 2025 - PRESENT</w:t>
       </w:r>
       <w:r>
         <w:rPr>
@@ -865,26 +896,6 @@
           <w:sz w:val="18"/>
           <w:szCs w:val="18"/>
         </w:rPr>
-        <w:t xml:space="preserve">Cut SSR incidents and emergency hotfixes 4× in two months.</w:t>
-      </w:r>
-    </w:p>
-    <w:p>
-      <w:pPr>
-        <w:numPr>
-          <w:ilvl w:val="0"/>
-          <w:numId w:val="1"/>
-        </w:numPr>
-        <w:spacing w:before="0" w:after="0" w:line="240" w:lineRule="auto"/>
-        <w:ind w:left="520" w:hanging="260"/>
-        <w:contextualSpacing/>
-      </w:pPr>
-      <w:r>
-        <w:rPr>
-          <w:rFonts w:ascii="Proxima Nova" w:hAnsi="Proxima Nova" w:cs="Proxima Nova"/>
-          <w:color w:val="000000"/>
-          <w:sz w:val="18"/>
-          <w:szCs w:val="18"/>
-        </w:rPr>
         <w:t xml:space="preserve">Documented architecture, features and business logic — onboarding stopped running on tribal knowledge.</w:t>
       </w:r>
     </w:p>
@@ -1282,7 +1293,7 @@
           <w:sz w:val="18"/>
           <w:szCs w:val="18"/>
         </w:rPr>
-        <w:t xml:space="preserve">React, Next.js, Node.js, Ruby on Rails, Redis, Docker, Kubernetes, SEO, Bash and Linux.</w:t>
+        <w:t xml:space="preserve">React, Next.js, Node.js, Ruby on Rails, Redis, Docker, SEO, Bash and Linux.</w:t>
       </w:r>
     </w:p>
     <w:p>
@@ -1442,7 +1453,7 @@
           <w:sz w:val="15"/>
           <w:szCs w:val="15"/>
         </w:rPr>
-        <w:t xml:space="preserve">January 2020 - March 2020 - </w:t>
+        <w:t xml:space="preserve">January 2020 - June 2020 - </w:t>
       </w:r>
       <w:r>
         <w:rPr>
@@ -1711,7 +1722,7 @@
           <w:sz w:val="16"/>
           <w:szCs w:val="16"/>
         </w:rPr>
-        <w:t xml:space="preserve">Node.js, NestJS, Express, Fastify, Python, FastAPI, REST, GraphQL, WebSockets, gRPC, PostgreSQL, MySQL, MongoDB, Redis, SQLAlchemy, Alembic, schema design, indexing, API design, OAuth2, RBAC, microservices, Clean Architecture, DDD</w:t>
+        <w:t xml:space="preserve">Node.js, NestJS, Express, Fastify, TypeScript, REST, GraphQL, WebSockets, gRPC, PostgreSQL, MySQL, MongoDB, Redis, Prisma, TypeORM, schema design, indexing, API design, OAuth2, RBAC, microservices, Clean Architecture, DDD</w:t>
       </w:r>
     </w:p>
     <w:p>
@@ -1736,7 +1747,7 @@
           <w:sz w:val="16"/>
           <w:szCs w:val="16"/>
         </w:rPr>
-        <w:t xml:space="preserve">Docker, Kubernetes, AWS (Lambda, EC2, S3, RDS), Nginx, Caddy, systemd, Linux, Bash, CI/CD (GitHub Actions, GitLab CI), Git flow, Jira, Agile / Scrum, technical documentation, architecture docs, mentoring, remote collaboration, cross-functional ownership</w:t>
+        <w:t xml:space="preserve">Docker, AWS (Lambda, EC2, S3, RDS), Nginx, Caddy, systemd, Linux, Bash, CI/CD (GitHub Actions, GitLab CI), Git flow, Jira, Agile / Scrum, technical documentation, architecture docs, mentoring, remote collaboration, cross-functional ownership</w:t>
       </w:r>
     </w:p>
     <w:p>
